--- a/Weekly Logs/Dave/Week 11.docx
+++ b/Weekly Logs/Dave/Week 11.docx
@@ -1205,7 +1205,10 @@
           </w:tcPr>
           <w:p>
             <w:r>
-              <w:t>1h 15m</w:t>
+              <w:t>3</w:t>
+            </w:r>
+            <w:r>
+              <w:t>h 15m</w:t>
             </w:r>
           </w:p>
         </w:tc>
@@ -1263,7 +1266,11 @@
           <w:tcPr>
             <w:tcW w:w="5063" w:type="dxa"/>
           </w:tcPr>
-          <w:p/>
+          <w:p>
+            <w:r>
+              <w:t>1</w:t>
+            </w:r>
+          </w:p>
         </w:tc>
       </w:tr>
       <w:tr>
@@ -1592,26 +1599,20 @@
     <w:p>
       <w:pPr>
         <w:rPr>
-          <w:b/>
-          <w:bCs/>
           <w:lang w:val="en-NZ"/>
         </w:rPr>
       </w:pPr>
       <w:r>
         <w:rPr>
-          <w:b/>
-          <w:bCs/>
-          <w:lang w:val="en-NZ"/>
-        </w:rPr>
-        <w:t>Client meetings</w:t>
-      </w:r>
-      <w:r>
-        <w:rPr>
-          <w:b/>
-          <w:bCs/>
-          <w:lang w:val="en-NZ"/>
-        </w:rPr>
-        <w:t>:</w:t>
+          <w:lang w:val="en-NZ"/>
+        </w:rPr>
+        <w:t>Tuesday 10-12pm</w:t>
+      </w:r>
+      <w:r>
+        <w:rPr>
+          <w:lang w:val="en-NZ"/>
+        </w:rPr>
+        <w:t>: Discussed work to be done, audited weekly logs.</w:t>
       </w:r>
     </w:p>
     <w:p>
@@ -1628,7 +1629,7 @@
           <w:bCs/>
           <w:lang w:val="en-NZ"/>
         </w:rPr>
-        <w:t>Advisor</w:t>
+        <w:t>Client meetings</w:t>
       </w:r>
       <w:r>
         <w:rPr>
@@ -1636,7 +1637,7 @@
           <w:bCs/>
           <w:lang w:val="en-NZ"/>
         </w:rPr>
-        <w:t xml:space="preserve"> meetings:</w:t>
+        <w:t>:</w:t>
       </w:r>
     </w:p>
     <w:p>
@@ -1653,7 +1654,15 @@
           <w:bCs/>
           <w:lang w:val="en-NZ"/>
         </w:rPr>
-        <w:t>Research</w:t>
+        <w:t>Advisor</w:t>
+      </w:r>
+      <w:r>
+        <w:rPr>
+          <w:b/>
+          <w:bCs/>
+          <w:lang w:val="en-NZ"/>
+        </w:rPr>
+        <w:t xml:space="preserve"> meetings:</w:t>
       </w:r>
     </w:p>
     <w:p>
@@ -1666,7 +1675,13 @@
         <w:rPr>
           <w:lang w:val="en-NZ"/>
         </w:rPr>
-        <w:t>See research log</w:t>
+        <w:t>Tuesday</w:t>
+      </w:r>
+      <w:r>
+        <w:rPr>
+          <w:lang w:val="en-NZ"/>
+        </w:rPr>
+        <w:t xml:space="preserve"> 9-10 Bryce meeting</w:t>
       </w:r>
     </w:p>
     <w:p>
@@ -1683,12 +1698,42 @@
           <w:bCs/>
           <w:lang w:val="en-NZ"/>
         </w:rPr>
-        <w:t>Development</w:t>
+        <w:t>Research</w:t>
       </w:r>
     </w:p>
     <w:p>
       <w:pPr>
         <w:rPr>
+          <w:lang w:val="en-NZ"/>
+        </w:rPr>
+      </w:pPr>
+      <w:r>
+        <w:rPr>
+          <w:lang w:val="en-NZ"/>
+        </w:rPr>
+        <w:t>See research log</w:t>
+      </w:r>
+    </w:p>
+    <w:p>
+      <w:pPr>
+        <w:rPr>
+          <w:b/>
+          <w:bCs/>
+          <w:lang w:val="en-NZ"/>
+        </w:rPr>
+      </w:pPr>
+      <w:r>
+        <w:rPr>
+          <w:b/>
+          <w:bCs/>
+          <w:lang w:val="en-NZ"/>
+        </w:rPr>
+        <w:t>Development</w:t>
+      </w:r>
+    </w:p>
+    <w:p>
+      <w:pPr>
+        <w:rPr>
           <w:noProof/>
           <w14:ligatures w14:val="standardContextual"/>
         </w:rPr>
@@ -1722,7 +1767,21 @@
         <w:rPr>
           <w:lang w:val="en-NZ"/>
         </w:rPr>
-        <w:t xml:space="preserve">Editing Matt’s Ninemost script to prevent the end of line </w:t>
+        <w:t xml:space="preserve">Editing Matt’s </w:t>
+      </w:r>
+      <w:proofErr w:type="spellStart"/>
+      <w:r>
+        <w:rPr>
+          <w:lang w:val="en-NZ"/>
+        </w:rPr>
+        <w:t>Ninemost</w:t>
+      </w:r>
+      <w:proofErr w:type="spellEnd"/>
+      <w:r>
+        <w:rPr>
+          <w:lang w:val="en-NZ"/>
+        </w:rPr>
+        <w:t xml:space="preserve"> script to prevent the end of line </w:t>
       </w:r>
       <w:r>
         <w:rPr>
@@ -1739,6 +1798,7 @@
       </w:r>
       <w:r>
         <w:rPr>
+          <w:noProof/>
           <w:lang w:val="en-NZ"/>
         </w:rPr>
         <w:drawing>
@@ -2104,6 +2164,104 @@
           </wp:inline>
         </w:drawing>
       </w:r>
+    </w:p>
+    <w:p>
+      <w:pPr>
+        <w:rPr>
+          <w:lang w:val="en-NZ"/>
+        </w:rPr>
+      </w:pPr>
+      <w:r>
+        <w:rPr>
+          <w:lang w:val="en-NZ"/>
+        </w:rPr>
+        <w:t xml:space="preserve">Tuesday </w:t>
+      </w:r>
+      <w:r>
+        <w:rPr>
+          <w:lang w:val="en-NZ"/>
+        </w:rPr>
+        <w:t>12:30</w:t>
+      </w:r>
+      <w:r>
+        <w:rPr>
+          <w:lang w:val="en-NZ"/>
+        </w:rPr>
+        <w:t xml:space="preserve">-4:30 </w:t>
+      </w:r>
+      <w:r>
+        <w:rPr>
+          <w:lang w:val="en-NZ"/>
+        </w:rPr>
+        <w:t xml:space="preserve">Started </w:t>
+      </w:r>
+      <w:r>
+        <w:rPr>
+          <w:lang w:val="en-NZ"/>
+        </w:rPr>
+        <w:t xml:space="preserve">working on a foremost report </w:t>
+      </w:r>
+      <w:r>
+        <w:rPr>
+          <w:lang w:val="en-NZ"/>
+        </w:rPr>
+        <w:t>for the file</w:t>
+      </w:r>
+      <w:r>
+        <w:rPr>
+          <w:lang w:val="en-NZ"/>
+        </w:rPr>
+        <w:t xml:space="preserve"> EIGHT.dd.</w:t>
+      </w:r>
+      <w:r>
+        <w:rPr>
+          <w:lang w:val="en-NZ"/>
+        </w:rPr>
+        <w:t xml:space="preserve"> Need to do </w:t>
+      </w:r>
+      <w:r>
+        <w:rPr>
+          <w:lang w:val="en-NZ"/>
+        </w:rPr>
+        <w:t>nine</w:t>
+      </w:r>
+      <w:r>
+        <w:rPr>
+          <w:lang w:val="en-NZ"/>
+        </w:rPr>
+        <w:t xml:space="preserve"> </w:t>
+      </w:r>
+      <w:r>
+        <w:rPr>
+          <w:lang w:val="en-NZ"/>
+        </w:rPr>
+        <w:t xml:space="preserve">human reports </w:t>
+      </w:r>
+      <w:r>
+        <w:rPr>
+          <w:lang w:val="en-NZ"/>
+        </w:rPr>
+        <w:t>across the team</w:t>
+      </w:r>
+      <w:r>
+        <w:rPr>
+          <w:lang w:val="en-NZ"/>
+        </w:rPr>
+        <w:t>.</w:t>
+      </w:r>
+      <w:r>
+        <w:rPr>
+          <w:lang w:val="en-NZ"/>
+        </w:rPr>
+        <w:t xml:space="preserve"> </w:t>
+      </w:r>
+    </w:p>
+    <w:p>
+      <w:pPr>
+        <w:rPr>
+          <w:lang w:val="en-NZ"/>
+        </w:rPr>
+      </w:pPr>
     </w:p>
     <w:p>
       <w:pPr>
@@ -2795,6 +2953,7 @@
   <w:style w:type="character" w:default="1" w:styleId="DefaultParagraphFont">
     <w:name w:val="Default Paragraph Font"/>
     <w:uiPriority w:val="1"/>
+    <w:semiHidden/>
     <w:unhideWhenUsed/>
   </w:style>
   <w:style w:type="table" w:default="1" w:styleId="TableNormal">

--- a/Weekly Logs/Dave/Week 11.docx
+++ b/Weekly Logs/Dave/Week 11.docx
@@ -10,6 +10,7 @@
           <w:docPartUnique/>
         </w:docPartObj>
       </w:sdtPr>
+      <w:sdtEndPr/>
       <w:sdtContent>
         <w:p/>
         <w:p>
@@ -548,6 +549,7 @@
                                   <w:dataBinding w:prefixMappings="xmlns:ns0='http://purl.org/dc/elements/1.1/' xmlns:ns1='http://schemas.openxmlformats.org/package/2006/metadata/core-properties' " w:xpath="/ns1:coreProperties[1]/ns0:subject[1]" w:storeItemID="{6C3C8BC8-F283-45AE-878A-BAB7291924A1}"/>
                                   <w:text/>
                                 </w:sdtPr>
+                                <w:sdtEndPr/>
                                 <w:sdtContent>
                                   <w:p>
                                     <w:pPr>
@@ -595,6 +597,7 @@
                                   <w:dataBinding w:prefixMappings="xmlns:ns0='http://purl.org/dc/elements/1.1/' xmlns:ns1='http://schemas.openxmlformats.org/package/2006/metadata/core-properties' " w:xpath="/ns1:coreProperties[1]/ns0:creator[1]" w:storeItemID="{6C3C8BC8-F283-45AE-878A-BAB7291924A1}"/>
                                   <w:text/>
                                 </w:sdtPr>
+                                <w:sdtEndPr/>
                                 <w:sdtContent>
                                   <w:p>
                                     <w:pPr>
@@ -658,6 +661,7 @@
                             <w:dataBinding w:prefixMappings="xmlns:ns0='http://purl.org/dc/elements/1.1/' xmlns:ns1='http://schemas.openxmlformats.org/package/2006/metadata/core-properties' " w:xpath="/ns1:coreProperties[1]/ns0:subject[1]" w:storeItemID="{6C3C8BC8-F283-45AE-878A-BAB7291924A1}"/>
                             <w:text/>
                           </w:sdtPr>
+                          <w:sdtEndPr/>
                           <w:sdtContent>
                             <w:p>
                               <w:pPr>
@@ -705,6 +709,7 @@
                             <w:dataBinding w:prefixMappings="xmlns:ns0='http://purl.org/dc/elements/1.1/' xmlns:ns1='http://schemas.openxmlformats.org/package/2006/metadata/core-properties' " w:xpath="/ns1:coreProperties[1]/ns0:creator[1]" w:storeItemID="{6C3C8BC8-F283-45AE-878A-BAB7291924A1}"/>
                             <w:text/>
                           </w:sdtPr>
+                          <w:sdtEndPr/>
                           <w:sdtContent>
                             <w:p>
                               <w:pPr>
@@ -822,6 +827,7 @@
                                     <w:calendar w:val="gregorian"/>
                                   </w:date>
                                 </w:sdtPr>
+                                <w:sdtEndPr/>
                                 <w:sdtContent>
                                   <w:p>
                                     <w:pPr>
@@ -888,6 +894,7 @@
                               <w:calendar w:val="gregorian"/>
                             </w:date>
                           </w:sdtPr>
+                          <w:sdtEndPr/>
                           <w:sdtContent>
                             <w:p>
                               <w:pPr>
@@ -1205,10 +1212,16 @@
           </w:tcPr>
           <w:p>
             <w:r>
-              <w:t>3</w:t>
-            </w:r>
-            <w:r>
-              <w:t>h 15m</w:t>
+              <w:t>6</w:t>
+            </w:r>
+            <w:r>
+              <w:t xml:space="preserve">h </w:t>
+            </w:r>
+            <w:r>
+              <w:t>30</w:t>
+            </w:r>
+            <w:r>
+              <w:t>m</w:t>
             </w:r>
           </w:p>
         </w:tc>
@@ -1268,7 +1281,7 @@
           </w:tcPr>
           <w:p>
             <w:r>
-              <w:t>1</w:t>
+              <w:t>3h 30m</w:t>
             </w:r>
           </w:p>
         </w:tc>
@@ -1300,7 +1313,13 @@
           </w:tcPr>
           <w:p>
             <w:r>
+              <w:t xml:space="preserve">2h </w:t>
+            </w:r>
+            <w:r>
               <w:t>50</w:t>
+            </w:r>
+            <w:r>
+              <w:t>m</w:t>
             </w:r>
           </w:p>
         </w:tc>
@@ -1332,7 +1351,16 @@
           </w:tcPr>
           <w:p>
             <w:r>
-              <w:t>5h 30m</w:t>
+              <w:t>12</w:t>
+            </w:r>
+            <w:r>
+              <w:t xml:space="preserve">h </w:t>
+            </w:r>
+            <w:r>
+              <w:t>15</w:t>
+            </w:r>
+            <w:r>
+              <w:t>m</w:t>
             </w:r>
           </w:p>
         </w:tc>
@@ -1390,7 +1418,14 @@
           <w:tcPr>
             <w:tcW w:w="5063" w:type="dxa"/>
           </w:tcPr>
-          <w:p/>
+          <w:p>
+            <w:r>
+              <w:t>11</w:t>
+            </w:r>
+            <w:r>
+              <w:t>h 30m</w:t>
+            </w:r>
+          </w:p>
         </w:tc>
       </w:tr>
       <w:tr>
@@ -1411,6 +1446,38 @@
                 <w:bCs/>
               </w:rPr>
               <w:t>Logbook preparation</w:t>
+            </w:r>
+          </w:p>
+        </w:tc>
+        <w:tc>
+          <w:tcPr>
+            <w:tcW w:w="5063" w:type="dxa"/>
+          </w:tcPr>
+          <w:p>
+            <w:r>
+              <w:t>1</w:t>
+            </w:r>
+          </w:p>
+        </w:tc>
+      </w:tr>
+      <w:tr>
+        <w:tc>
+          <w:tcPr>
+            <w:tcW w:w="5427" w:type="dxa"/>
+          </w:tcPr>
+          <w:p>
+            <w:pPr>
+              <w:rPr>
+                <w:b/>
+                <w:bCs/>
+              </w:rPr>
+            </w:pPr>
+            <w:r>
+              <w:rPr>
+                <w:b/>
+                <w:bCs/>
+              </w:rPr>
+              <w:t>Other</w:t>
             </w:r>
           </w:p>
         </w:tc>
@@ -1438,34 +1505,6 @@
                 <w:b/>
                 <w:bCs/>
               </w:rPr>
-              <w:t>Other</w:t>
-            </w:r>
-          </w:p>
-        </w:tc>
-        <w:tc>
-          <w:tcPr>
-            <w:tcW w:w="5063" w:type="dxa"/>
-          </w:tcPr>
-          <w:p/>
-        </w:tc>
-      </w:tr>
-      <w:tr>
-        <w:tc>
-          <w:tcPr>
-            <w:tcW w:w="5427" w:type="dxa"/>
-          </w:tcPr>
-          <w:p>
-            <w:pPr>
-              <w:rPr>
-                <w:b/>
-                <w:bCs/>
-              </w:rPr>
-            </w:pPr>
-            <w:r>
-              <w:rPr>
-                <w:b/>
-                <w:bCs/>
-              </w:rPr>
               <w:t>Total hours for this week</w:t>
             </w:r>
           </w:p>
@@ -1476,7 +1515,16 @@
           </w:tcPr>
           <w:p>
             <w:r>
-              <w:t>7h 35m</w:t>
+              <w:t>3</w:t>
+            </w:r>
+            <w:r>
+              <w:t>7</w:t>
+            </w:r>
+            <w:r>
+              <w:t xml:space="preserve">h </w:t>
+            </w:r>
+            <w:r>
+              <w:t>35m</w:t>
             </w:r>
           </w:p>
         </w:tc>
@@ -1515,13 +1563,13 @@
           </w:tcPr>
           <w:p>
             <w:r>
-              <w:t>220h 50m (</w:t>
-            </w:r>
-            <w:r>
-              <w:t>0</w:t>
-            </w:r>
-            <w:r>
-              <w:t>)</w:t>
+              <w:t>25</w:t>
+            </w:r>
+            <w:r>
+              <w:t>8</w:t>
+            </w:r>
+            <w:r>
+              <w:t>h 25m</w:t>
             </w:r>
           </w:p>
         </w:tc>
@@ -1575,7 +1623,13 @@
         <w:rPr>
           <w:lang w:val="en-NZ"/>
         </w:rPr>
-        <w:t>:15</w:t>
+        <w:t>:</w:t>
+      </w:r>
+      <w:r>
+        <w:rPr>
+          <w:lang w:val="en-NZ"/>
+        </w:rPr>
+        <w:t>30</w:t>
       </w:r>
       <w:r>
         <w:rPr>
@@ -1618,87 +1672,205 @@
     <w:p>
       <w:pPr>
         <w:rPr>
-          <w:b/>
-          <w:bCs/>
           <w:lang w:val="en-NZ"/>
         </w:rPr>
       </w:pPr>
       <w:r>
         <w:rPr>
-          <w:b/>
-          <w:bCs/>
-          <w:lang w:val="en-NZ"/>
-        </w:rPr>
-        <w:t>Client meetings</w:t>
-      </w:r>
-      <w:r>
-        <w:rPr>
-          <w:b/>
-          <w:bCs/>
+          <w:lang w:val="en-NZ"/>
+        </w:rPr>
+        <w:t xml:space="preserve">Thursday 1-3pm: </w:t>
+      </w:r>
+      <w:r>
+        <w:rPr>
+          <w:lang w:val="en-NZ"/>
+        </w:rPr>
+        <w:t>Assigning tasks</w:t>
+      </w:r>
+      <w:r>
+        <w:rPr>
           <w:lang w:val="en-NZ"/>
         </w:rPr>
         <w:t>:</w:t>
+      </w:r>
+      <w:r>
+        <w:rPr>
+          <w:lang w:val="en-NZ"/>
+        </w:rPr>
+        <w:t xml:space="preserve"> </w:t>
+      </w:r>
+      <w:r>
+        <w:rPr>
+          <w:lang w:val="en-NZ"/>
+        </w:rPr>
+        <w:t xml:space="preserve">Matt </w:t>
+      </w:r>
+      <w:r>
+        <w:rPr>
+          <w:lang w:val="en-NZ"/>
+        </w:rPr>
+        <w:t xml:space="preserve">demonstrating </w:t>
+      </w:r>
+      <w:r>
+        <w:rPr>
+          <w:lang w:val="en-NZ"/>
+        </w:rPr>
+        <w:t xml:space="preserve">JSON </w:t>
+      </w:r>
+      <w:r>
+        <w:rPr>
+          <w:lang w:val="en-NZ"/>
+        </w:rPr>
+        <w:t xml:space="preserve">and CSV </w:t>
+      </w:r>
+      <w:r>
+        <w:rPr>
+          <w:lang w:val="en-NZ"/>
+        </w:rPr>
+        <w:t>files</w:t>
+      </w:r>
+      <w:r>
+        <w:rPr>
+          <w:lang w:val="en-NZ"/>
+        </w:rPr>
+        <w:t xml:space="preserve"> as different methods of LLM integration</w:t>
+      </w:r>
+      <w:r>
+        <w:rPr>
+          <w:lang w:val="en-NZ"/>
+        </w:rPr>
+        <w:t>.</w:t>
+      </w:r>
+      <w:r>
+        <w:rPr>
+          <w:lang w:val="en-NZ"/>
+        </w:rPr>
+        <w:t xml:space="preserve"> Olivia is doing </w:t>
+      </w:r>
+      <w:r>
+        <w:rPr>
+          <w:lang w:val="en-NZ"/>
+        </w:rPr>
+        <w:t>the Review. I’m doing the Poster.</w:t>
       </w:r>
     </w:p>
     <w:p>
       <w:pPr>
         <w:rPr>
-          <w:b/>
-          <w:bCs/>
           <w:lang w:val="en-NZ"/>
         </w:rPr>
       </w:pPr>
       <w:r>
         <w:rPr>
-          <w:b/>
-          <w:bCs/>
-          <w:lang w:val="en-NZ"/>
-        </w:rPr>
-        <w:t>Advisor</w:t>
-      </w:r>
-      <w:r>
-        <w:rPr>
-          <w:b/>
-          <w:bCs/>
-          <w:lang w:val="en-NZ"/>
-        </w:rPr>
-        <w:t xml:space="preserve"> meetings:</w:t>
+          <w:lang w:val="en-NZ"/>
+        </w:rPr>
+        <w:t>Friday 10:30-11:30</w:t>
+      </w:r>
+      <w:r>
+        <w:rPr>
+          <w:lang w:val="en-NZ"/>
+        </w:rPr>
+        <w:t>: Debrief after Bryce’s meeting</w:t>
+      </w:r>
+      <w:r>
+        <w:rPr>
+          <w:lang w:val="en-NZ"/>
+        </w:rPr>
+        <w:t>, discussing how to work on the scripts.</w:t>
       </w:r>
     </w:p>
     <w:p>
       <w:pPr>
         <w:rPr>
+          <w:b/>
+          <w:bCs/>
           <w:lang w:val="en-NZ"/>
         </w:rPr>
       </w:pPr>
       <w:r>
         <w:rPr>
-          <w:lang w:val="en-NZ"/>
-        </w:rPr>
-        <w:t>Tuesday</w:t>
-      </w:r>
-      <w:r>
-        <w:rPr>
-          <w:lang w:val="en-NZ"/>
-        </w:rPr>
-        <w:t xml:space="preserve"> 9-10 Bryce meeting</w:t>
+          <w:b/>
+          <w:bCs/>
+          <w:lang w:val="en-NZ"/>
+        </w:rPr>
+        <w:t>Advisor</w:t>
+      </w:r>
+      <w:r>
+        <w:rPr>
+          <w:b/>
+          <w:bCs/>
+          <w:lang w:val="en-NZ"/>
+        </w:rPr>
+        <w:t xml:space="preserve"> meetings:</w:t>
       </w:r>
     </w:p>
     <w:p>
       <w:pPr>
         <w:rPr>
-          <w:b/>
           <w:bCs/>
-          <w:lang w:val="en-NZ"/>
         </w:rPr>
       </w:pPr>
       <w:r>
         <w:rPr>
-          <w:b/>
+          <w:lang w:val="en-NZ"/>
+        </w:rPr>
+        <w:t>Tuesday</w:t>
+      </w:r>
+      <w:r>
+        <w:rPr>
+          <w:lang w:val="en-NZ"/>
+        </w:rPr>
+        <w:t xml:space="preserve"> 9-10</w:t>
+      </w:r>
+      <w:r>
+        <w:rPr>
+          <w:lang w:val="en-NZ"/>
+        </w:rPr>
+        <w:t>:</w:t>
+      </w:r>
+      <w:r>
+        <w:rPr>
+          <w:lang w:val="en-NZ"/>
+        </w:rPr>
+        <w:t xml:space="preserve"> </w:t>
+      </w:r>
+      <w:proofErr w:type="gramStart"/>
+      <w:r>
+        <w:rPr>
+          <w:lang w:val="en-NZ"/>
+        </w:rPr>
+        <w:t>Bryce meeting</w:t>
+      </w:r>
+      <w:r>
+        <w:rPr>
+          <w:lang w:val="en-NZ"/>
+        </w:rPr>
+        <w:t>,</w:t>
+      </w:r>
+      <w:proofErr w:type="gramEnd"/>
+      <w:r>
+        <w:rPr>
+          <w:lang w:val="en-NZ"/>
+        </w:rPr>
+        <w:t xml:space="preserve"> discussed </w:t>
+      </w:r>
+      <w:r>
+        <w:rPr>
+          <w:lang w:val="en-NZ"/>
+        </w:rPr>
+        <w:t xml:space="preserve">accessing Bryce’s network for Nmap scanning. Deciding a good </w:t>
+      </w:r>
+      <w:r>
+        <w:rPr>
+          <w:lang w:val="en-NZ"/>
+        </w:rPr>
+        <w:t xml:space="preserve">program to make the poster in, </w:t>
+      </w:r>
+      <w:r>
+        <w:rPr>
           <w:bCs/>
-          <w:lang w:val="en-NZ"/>
-        </w:rPr>
-        <w:t>Research</w:t>
+        </w:rPr>
+        <w:t>as Publisher is discontinued in October.</w:t>
       </w:r>
     </w:p>
     <w:p>
@@ -1707,33 +1879,100 @@
           <w:lang w:val="en-NZ"/>
         </w:rPr>
       </w:pPr>
-      <w:r>
-        <w:rPr>
-          <w:lang w:val="en-NZ"/>
-        </w:rPr>
-        <w:t>See research log</w:t>
-      </w:r>
     </w:p>
     <w:p>
       <w:pPr>
         <w:rPr>
-          <w:b/>
-          <w:bCs/>
           <w:lang w:val="en-NZ"/>
         </w:rPr>
       </w:pPr>
       <w:r>
         <w:rPr>
-          <w:b/>
-          <w:bCs/>
-          <w:lang w:val="en-NZ"/>
-        </w:rPr>
-        <w:t>Development</w:t>
+          <w:lang w:val="en-NZ"/>
+        </w:rPr>
+        <w:t>Friday 8-10:30 Bryce meeting</w:t>
+      </w:r>
+      <w:r>
+        <w:rPr>
+          <w:lang w:val="en-NZ"/>
+        </w:rPr>
+        <w:t>. Discussed</w:t>
+      </w:r>
+      <w:r>
+        <w:rPr>
+          <w:lang w:val="en-NZ"/>
+        </w:rPr>
+        <w:t xml:space="preserve"> Matt’s scripts, </w:t>
+      </w:r>
+      <w:r>
+        <w:rPr>
+          <w:lang w:val="en-NZ"/>
+        </w:rPr>
+        <w:t xml:space="preserve">standardising files, </w:t>
+      </w:r>
+      <w:r>
+        <w:rPr>
+          <w:lang w:val="en-NZ"/>
+        </w:rPr>
+        <w:t>and converting the AI reports into a more readable format.</w:t>
+      </w:r>
+      <w:r>
+        <w:rPr>
+          <w:lang w:val="en-NZ"/>
+        </w:rPr>
+        <w:t xml:space="preserve"> </w:t>
       </w:r>
     </w:p>
     <w:p>
       <w:pPr>
         <w:rPr>
+          <w:b/>
+          <w:bCs/>
+          <w:lang w:val="en-NZ"/>
+        </w:rPr>
+      </w:pPr>
+      <w:r>
+        <w:rPr>
+          <w:b/>
+          <w:bCs/>
+          <w:lang w:val="en-NZ"/>
+        </w:rPr>
+        <w:t>Research</w:t>
+      </w:r>
+    </w:p>
+    <w:p>
+      <w:pPr>
+        <w:rPr>
+          <w:lang w:val="en-NZ"/>
+        </w:rPr>
+      </w:pPr>
+      <w:r>
+        <w:rPr>
+          <w:lang w:val="en-NZ"/>
+        </w:rPr>
+        <w:t>See research log</w:t>
+      </w:r>
+    </w:p>
+    <w:p>
+      <w:pPr>
+        <w:rPr>
+          <w:b/>
+          <w:bCs/>
+          <w:lang w:val="en-NZ"/>
+        </w:rPr>
+      </w:pPr>
+      <w:r>
+        <w:rPr>
+          <w:b/>
+          <w:bCs/>
+          <w:lang w:val="en-NZ"/>
+        </w:rPr>
+        <w:t>Development</w:t>
+      </w:r>
+    </w:p>
+    <w:p>
+      <w:pPr>
+        <w:rPr>
           <w:noProof/>
           <w14:ligatures w14:val="standardContextual"/>
         </w:rPr>
@@ -1742,7 +1981,6 @@
         <w:rPr>
           <w:lang w:val="en-NZ"/>
         </w:rPr>
-        <w:lastRenderedPageBreak/>
         <w:t xml:space="preserve">Mon 8:30 </w:t>
       </w:r>
       <w:r>
@@ -1849,6 +2087,7 @@
           <w:noProof/>
           <w14:ligatures w14:val="standardContextual"/>
         </w:rPr>
+        <w:lastRenderedPageBreak/>
         <w:t>Previously the</w:t>
       </w:r>
       <w:r>
@@ -1941,15 +2180,7 @@
           <w:noProof/>
           <w14:ligatures w14:val="standardContextual"/>
         </w:rPr>
-        <w:t xml:space="preserve">ot it to start using curl and an ollama </w:t>
-      </w:r>
-      <w:r>
-        <w:rPr>
-          <w:noProof/>
-          <w14:ligatures w14:val="standardContextual"/>
-        </w:rPr>
-        <w:lastRenderedPageBreak/>
-        <w:t>API instead, so it prints cleanly.</w:t>
+        <w:t>ot it to start using curl and an ollama API instead, so it prints cleanly.</w:t>
       </w:r>
       <w:r>
         <w:rPr>
@@ -2084,7 +2315,13 @@
         <w:rPr>
           <w:lang w:val="en-NZ"/>
         </w:rPr>
-        <w:t>:15</w:t>
+        <w:t>:</w:t>
+      </w:r>
+      <w:r>
+        <w:rPr>
+          <w:lang w:val="en-NZ"/>
+        </w:rPr>
+        <w:t>30</w:t>
       </w:r>
       <w:r>
         <w:rPr>
@@ -2128,6 +2365,7 @@
           <w:noProof/>
           <w14:ligatures w14:val="standardContextual"/>
         </w:rPr>
+        <w:lastRenderedPageBreak/>
         <w:drawing>
           <wp:inline distT="0" distB="0" distL="0" distR="0" wp14:anchorId="5264CC2B" wp14:editId="02B9FA74">
             <wp:extent cx="5731510" cy="4712335"/>
@@ -2187,37 +2425,25 @@
         <w:rPr>
           <w:lang w:val="en-NZ"/>
         </w:rPr>
-        <w:t xml:space="preserve">-4:30 </w:t>
-      </w:r>
-      <w:r>
-        <w:rPr>
-          <w:lang w:val="en-NZ"/>
-        </w:rPr>
-        <w:t xml:space="preserve">Started </w:t>
-      </w:r>
-      <w:r>
-        <w:rPr>
-          <w:lang w:val="en-NZ"/>
-        </w:rPr>
-        <w:t xml:space="preserve">working on a foremost report </w:t>
-      </w:r>
-      <w:r>
-        <w:rPr>
-          <w:lang w:val="en-NZ"/>
-        </w:rPr>
-        <w:t>for the file</w:t>
-      </w:r>
-      <w:r>
-        <w:rPr>
-          <w:lang w:val="en-NZ"/>
-        </w:rPr>
-        <w:t xml:space="preserve"> EIGHT.dd.</w:t>
-      </w:r>
-      <w:r>
-        <w:rPr>
-          <w:lang w:val="en-NZ"/>
-        </w:rPr>
-        <w:t xml:space="preserve"> Need to do </w:t>
+        <w:t>-4:30</w:t>
+      </w:r>
+      <w:r>
+        <w:rPr>
+          <w:lang w:val="en-NZ"/>
+        </w:rPr>
+        <w:t>:</w:t>
+      </w:r>
+      <w:r>
+        <w:rPr>
+          <w:lang w:val="en-NZ"/>
+        </w:rPr>
+        <w:t xml:space="preserve"> </w:t>
+      </w:r>
+      <w:r>
+        <w:rPr>
+          <w:lang w:val="en-NZ"/>
+        </w:rPr>
+        <w:t xml:space="preserve">Started working on a foremost report for the file EIGHT.dd. Need to do </w:t>
       </w:r>
       <w:r>
         <w:rPr>
@@ -2262,6 +2488,68 @@
           <w:lang w:val="en-NZ"/>
         </w:rPr>
       </w:pPr>
+      <w:r>
+        <w:rPr>
+          <w:lang w:val="en-NZ"/>
+        </w:rPr>
+        <w:t>Wednesday 8:30-11:30</w:t>
+      </w:r>
+      <w:r>
+        <w:rPr>
+          <w:lang w:val="en-NZ"/>
+        </w:rPr>
+        <w:t>:</w:t>
+      </w:r>
+      <w:r>
+        <w:rPr>
+          <w:lang w:val="en-NZ"/>
+        </w:rPr>
+        <w:t xml:space="preserve"> </w:t>
+      </w:r>
+      <w:r>
+        <w:rPr>
+          <w:lang w:val="en-NZ"/>
+        </w:rPr>
+        <w:t>Figuring out the documentation for file handling</w:t>
+      </w:r>
+      <w:r>
+        <w:rPr>
+          <w:lang w:val="en-NZ"/>
+        </w:rPr>
+        <w:t>,</w:t>
+      </w:r>
+      <w:r>
+        <w:rPr>
+          <w:lang w:val="en-NZ"/>
+        </w:rPr>
+        <w:t xml:space="preserve"> as well as how to use </w:t>
+      </w:r>
+      <w:proofErr w:type="spellStart"/>
+      <w:r>
+        <w:rPr>
+          <w:lang w:val="en-NZ"/>
+        </w:rPr>
+        <w:t>chmod</w:t>
+      </w:r>
+      <w:proofErr w:type="spellEnd"/>
+      <w:r>
+        <w:rPr>
+          <w:lang w:val="en-NZ"/>
+        </w:rPr>
+        <w:t xml:space="preserve">. Started work on a report for TWO.dd, before being told </w:t>
+      </w:r>
+      <w:r>
+        <w:rPr>
+          <w:lang w:val="en-NZ"/>
+        </w:rPr>
+        <w:t xml:space="preserve">that we are only doing three reports per tool, so nine </w:t>
+      </w:r>
+      <w:r>
+        <w:rPr>
+          <w:lang w:val="en-NZ"/>
+        </w:rPr>
+        <w:t xml:space="preserve">*total*. As Olivia and Sam have done reports on THREE.dd and NINE.dd respectively already, a report on TWO.dd is unnecessary. </w:t>
+      </w:r>
     </w:p>
     <w:p>
       <w:pPr>
@@ -2308,11 +2596,393 @@
     <w:p>
       <w:pPr>
         <w:rPr>
-          <w:b/>
-          <w:bCs/>
-          <w:lang w:val="en-NZ"/>
+          <w:noProof/>
+          <w14:ligatures w14:val="standardContextual"/>
         </w:rPr>
       </w:pPr>
+      <w:r>
+        <w:rPr>
+          <w:lang w:val="en-NZ"/>
+        </w:rPr>
+        <w:lastRenderedPageBreak/>
+        <w:t xml:space="preserve">Wednesday </w:t>
+      </w:r>
+      <w:r>
+        <w:rPr>
+          <w:lang w:val="en-NZ"/>
+        </w:rPr>
+        <w:t xml:space="preserve">12-4pm </w:t>
+      </w:r>
+      <w:r>
+        <w:rPr>
+          <w:lang w:val="en-NZ"/>
+        </w:rPr>
+        <w:t xml:space="preserve">Working on </w:t>
+      </w:r>
+      <w:r>
+        <w:rPr>
+          <w:lang w:val="en-NZ"/>
+        </w:rPr>
+        <w:t>the</w:t>
+      </w:r>
+      <w:r>
+        <w:rPr>
+          <w:lang w:val="en-NZ"/>
+        </w:rPr>
+        <w:t xml:space="preserve"> new Gantt chart for the </w:t>
+      </w:r>
+      <w:r>
+        <w:rPr>
+          <w:lang w:val="en-NZ"/>
+        </w:rPr>
+        <w:t>S</w:t>
+      </w:r>
+      <w:r>
+        <w:rPr>
+          <w:lang w:val="en-NZ"/>
+        </w:rPr>
+        <w:t xml:space="preserve">elf </w:t>
+      </w:r>
+      <w:r>
+        <w:rPr>
+          <w:lang w:val="en-NZ"/>
+        </w:rPr>
+        <w:t>M</w:t>
+      </w:r>
+      <w:r>
+        <w:rPr>
+          <w:lang w:val="en-NZ"/>
+        </w:rPr>
+        <w:t xml:space="preserve">anagement </w:t>
+      </w:r>
+      <w:r>
+        <w:rPr>
+          <w:lang w:val="en-NZ"/>
+        </w:rPr>
+        <w:t>R</w:t>
+      </w:r>
+      <w:r>
+        <w:rPr>
+          <w:lang w:val="en-NZ"/>
+        </w:rPr>
+        <w:t>eview with Olivia.</w:t>
+      </w:r>
+      <w:r>
+        <w:rPr>
+          <w:noProof/>
+          <w14:ligatures w14:val="standardContextual"/>
+        </w:rPr>
+        <w:t xml:space="preserve"> </w:t>
+      </w:r>
+      <w:r>
+        <w:rPr>
+          <w:noProof/>
+          <w:lang w:val="en-NZ"/>
+        </w:rPr>
+        <w:drawing>
+          <wp:inline distT="0" distB="0" distL="0" distR="0" wp14:anchorId="7912EC90" wp14:editId="08A90CFB">
+            <wp:extent cx="5731510" cy="2326640"/>
+            <wp:effectExtent l="0" t="0" r="2540" b="0"/>
+            <wp:docPr id="1996232371" name="Picture 1"/>
+            <wp:cNvGraphicFramePr>
+              <a:graphicFrameLocks xmlns:a="http://schemas.openxmlformats.org/drawingml/2006/main" noChangeAspect="1"/>
+            </wp:cNvGraphicFramePr>
+            <a:graphic xmlns:a="http://schemas.openxmlformats.org/drawingml/2006/main">
+              <a:graphicData uri="http://schemas.openxmlformats.org/drawingml/2006/picture">
+                <pic:pic xmlns:pic="http://schemas.openxmlformats.org/drawingml/2006/picture">
+                  <pic:nvPicPr>
+                    <pic:cNvPr id="1996232371" name=""/>
+                    <pic:cNvPicPr/>
+                  </pic:nvPicPr>
+                  <pic:blipFill>
+                    <a:blip r:embed="rId9"/>
+                    <a:stretch>
+                      <a:fillRect/>
+                    </a:stretch>
+                  </pic:blipFill>
+                  <pic:spPr>
+                    <a:xfrm>
+                      <a:off x="0" y="0"/>
+                      <a:ext cx="5731510" cy="2326640"/>
+                    </a:xfrm>
+                    <a:prstGeom prst="rect">
+                      <a:avLst/>
+                    </a:prstGeom>
+                  </pic:spPr>
+                </pic:pic>
+              </a:graphicData>
+            </a:graphic>
+          </wp:inline>
+        </w:drawing>
+      </w:r>
+    </w:p>
+    <w:p>
+      <w:pPr>
+        <w:rPr>
+          <w:noProof/>
+          <w14:ligatures w14:val="standardContextual"/>
+        </w:rPr>
+      </w:pPr>
+      <w:r>
+        <w:rPr>
+          <w:noProof/>
+          <w14:ligatures w14:val="standardContextual"/>
+        </w:rPr>
+        <w:t>Thursday</w:t>
+      </w:r>
+      <w:r>
+        <w:rPr>
+          <w:noProof/>
+          <w14:ligatures w14:val="standardContextual"/>
+        </w:rPr>
+        <w:t xml:space="preserve"> 10:30-12:30</w:t>
+      </w:r>
+      <w:r>
+        <w:rPr>
+          <w:noProof/>
+          <w14:ligatures w14:val="standardContextual"/>
+        </w:rPr>
+        <w:t>pm</w:t>
+      </w:r>
+      <w:r>
+        <w:rPr>
+          <w:noProof/>
+          <w14:ligatures w14:val="standardContextual"/>
+        </w:rPr>
+        <w:t xml:space="preserve">: Started work on the </w:t>
+      </w:r>
+      <w:r>
+        <w:rPr>
+          <w:noProof/>
+          <w14:ligatures w14:val="standardContextual"/>
+        </w:rPr>
+        <w:t xml:space="preserve">layout of the </w:t>
+      </w:r>
+      <w:r>
+        <w:rPr>
+          <w:noProof/>
+          <w14:ligatures w14:val="standardContextual"/>
+        </w:rPr>
+        <w:t>academic poster</w:t>
+      </w:r>
+      <w:r>
+        <w:rPr>
+          <w:noProof/>
+          <w14:ligatures w14:val="standardContextual"/>
+        </w:rPr>
+        <w:t>.</w:t>
+      </w:r>
+    </w:p>
+    <w:p>
+      <w:pPr>
+        <w:rPr>
+          <w:noProof/>
+          <w14:ligatures w14:val="standardContextual"/>
+        </w:rPr>
+      </w:pPr>
+      <w:r>
+        <w:rPr>
+          <w:noProof/>
+          <w14:ligatures w14:val="standardContextual"/>
+        </w:rPr>
+        <w:t>Thursday 3-4:30</w:t>
+      </w:r>
+      <w:r>
+        <w:rPr>
+          <w:noProof/>
+          <w14:ligatures w14:val="standardContextual"/>
+        </w:rPr>
+        <w:t>pm: Continued working on the academic poster.</w:t>
+      </w:r>
+      <w:r>
+        <w:rPr>
+          <w:noProof/>
+          <w14:ligatures w14:val="standardContextual"/>
+        </w:rPr>
+        <w:t xml:space="preserve"> </w:t>
+      </w:r>
+      <w:r>
+        <w:rPr>
+          <w:noProof/>
+          <w14:ligatures w14:val="standardContextual"/>
+        </w:rPr>
+        <w:drawing>
+          <wp:inline distT="0" distB="0" distL="0" distR="0" wp14:anchorId="27CE3FFF" wp14:editId="2A32195F">
+            <wp:extent cx="5731510" cy="4041140"/>
+            <wp:effectExtent l="0" t="0" r="2540" b="0"/>
+            <wp:docPr id="1492616964" name="Picture 1"/>
+            <wp:cNvGraphicFramePr>
+              <a:graphicFrameLocks xmlns:a="http://schemas.openxmlformats.org/drawingml/2006/main" noChangeAspect="1"/>
+            </wp:cNvGraphicFramePr>
+            <a:graphic xmlns:a="http://schemas.openxmlformats.org/drawingml/2006/main">
+              <a:graphicData uri="http://schemas.openxmlformats.org/drawingml/2006/picture">
+                <pic:pic xmlns:pic="http://schemas.openxmlformats.org/drawingml/2006/picture">
+                  <pic:nvPicPr>
+                    <pic:cNvPr id="1492616964" name=""/>
+                    <pic:cNvPicPr/>
+                  </pic:nvPicPr>
+                  <pic:blipFill>
+                    <a:blip r:embed="rId10"/>
+                    <a:stretch>
+                      <a:fillRect/>
+                    </a:stretch>
+                  </pic:blipFill>
+                  <pic:spPr>
+                    <a:xfrm>
+                      <a:off x="0" y="0"/>
+                      <a:ext cx="5731510" cy="4041140"/>
+                    </a:xfrm>
+                    <a:prstGeom prst="rect">
+                      <a:avLst/>
+                    </a:prstGeom>
+                  </pic:spPr>
+                </pic:pic>
+              </a:graphicData>
+            </a:graphic>
+          </wp:inline>
+        </w:drawing>
+      </w:r>
+    </w:p>
+    <w:p>
+      <w:pPr>
+        <w:rPr>
+          <w:noProof/>
+          <w14:ligatures w14:val="standardContextual"/>
+        </w:rPr>
+      </w:pPr>
+      <w:r>
+        <w:rPr>
+          <w:noProof/>
+          <w14:ligatures w14:val="standardContextual"/>
+        </w:rPr>
+        <w:t>Friday</w:t>
+      </w:r>
+      <w:r>
+        <w:rPr>
+          <w:noProof/>
+          <w14:ligatures w14:val="standardContextual"/>
+        </w:rPr>
+        <w:t xml:space="preserve"> 1</w:t>
+      </w:r>
+      <w:r>
+        <w:rPr>
+          <w:noProof/>
+          <w14:ligatures w14:val="standardContextual"/>
+        </w:rPr>
+        <w:t>2-</w:t>
+      </w:r>
+      <w:r>
+        <w:rPr>
+          <w:noProof/>
+          <w14:ligatures w14:val="standardContextual"/>
+        </w:rPr>
+        <w:t>4</w:t>
+      </w:r>
+      <w:r>
+        <w:rPr>
+          <w:noProof/>
+          <w14:ligatures w14:val="standardContextual"/>
+        </w:rPr>
+        <w:t>pm</w:t>
+      </w:r>
+      <w:r>
+        <w:rPr>
+          <w:noProof/>
+          <w14:ligatures w14:val="standardContextual"/>
+        </w:rPr>
+        <w:t xml:space="preserve">: </w:t>
+      </w:r>
+      <w:r>
+        <w:rPr>
+          <w:noProof/>
+          <w14:ligatures w14:val="standardContextual"/>
+        </w:rPr>
+        <w:t xml:space="preserve">Adjusting the poster panel layout, team said we should stick to a </w:t>
+      </w:r>
+      <w:r>
+        <w:rPr>
+          <w:noProof/>
+          <w14:ligatures w14:val="standardContextual"/>
+        </w:rPr>
+        <w:t xml:space="preserve">simple 3 panel layout for now. We can try a fancier design once we have some more </w:t>
+      </w:r>
+      <w:r>
+        <w:rPr>
+          <w:noProof/>
+          <w14:ligatures w14:val="standardContextual"/>
+        </w:rPr>
+        <w:t>content</w:t>
+      </w:r>
+      <w:r>
+        <w:rPr>
+          <w:noProof/>
+          <w14:ligatures w14:val="standardContextual"/>
+        </w:rPr>
+        <w:t xml:space="preserve"> on the poster.</w:t>
+      </w:r>
+      <w:r>
+        <w:rPr>
+          <w:noProof/>
+          <w14:ligatures w14:val="standardContextual"/>
+        </w:rPr>
+        <w:t xml:space="preserve"> Adding more content</w:t>
+      </w:r>
+      <w:r>
+        <w:rPr>
+          <w:noProof/>
+          <w14:ligatures w14:val="standardContextual"/>
+        </w:rPr>
+        <w:t>.</w:t>
+      </w:r>
+    </w:p>
+    <w:p>
+      <w:pPr>
+        <w:rPr>
+          <w:lang w:val="en-NZ"/>
+        </w:rPr>
+      </w:pPr>
+      <w:r>
+        <w:rPr>
+          <w:noProof/>
+          <w:lang w:val="en-NZ"/>
+        </w:rPr>
+        <w:lastRenderedPageBreak/>
+        <w:drawing>
+          <wp:inline distT="0" distB="0" distL="0" distR="0" wp14:anchorId="21246611" wp14:editId="0BC04B3C">
+            <wp:extent cx="5731510" cy="4078605"/>
+            <wp:effectExtent l="0" t="0" r="2540" b="0"/>
+            <wp:docPr id="281691778" name="Picture 1"/>
+            <wp:cNvGraphicFramePr>
+              <a:graphicFrameLocks xmlns:a="http://schemas.openxmlformats.org/drawingml/2006/main" noChangeAspect="1"/>
+            </wp:cNvGraphicFramePr>
+            <a:graphic xmlns:a="http://schemas.openxmlformats.org/drawingml/2006/main">
+              <a:graphicData uri="http://schemas.openxmlformats.org/drawingml/2006/picture">
+                <pic:pic xmlns:pic="http://schemas.openxmlformats.org/drawingml/2006/picture">
+                  <pic:nvPicPr>
+                    <pic:cNvPr id="281691778" name=""/>
+                    <pic:cNvPicPr/>
+                  </pic:nvPicPr>
+                  <pic:blipFill>
+                    <a:blip r:embed="rId11"/>
+                    <a:stretch>
+                      <a:fillRect/>
+                    </a:stretch>
+                  </pic:blipFill>
+                  <pic:spPr>
+                    <a:xfrm>
+                      <a:off x="0" y="0"/>
+                      <a:ext cx="5731510" cy="4078605"/>
+                    </a:xfrm>
+                    <a:prstGeom prst="rect">
+                      <a:avLst/>
+                    </a:prstGeom>
+                  </pic:spPr>
+                </pic:pic>
+              </a:graphicData>
+            </a:graphic>
+          </wp:inline>
+        </w:drawing>
+      </w:r>
     </w:p>
     <w:sectPr>
       <w:pgSz w:w="11906" w:h="16838"/>

--- a/Weekly Logs/Dave/Week 11.docx
+++ b/Weekly Logs/Dave/Week 11.docx
@@ -578,7 +578,16 @@
                                         <w:sz w:val="28"/>
                                         <w:szCs w:val="28"/>
                                       </w:rPr>
-                                      <w:t>10</w:t>
+                                      <w:t>1</w:t>
+                                    </w:r>
+                                    <w:r>
+                                      <w:rPr>
+                                        <w:caps/>
+                                        <w:color w:val="156082" w:themeColor="accent1"/>
+                                        <w:sz w:val="28"/>
+                                        <w:szCs w:val="28"/>
+                                      </w:rPr>
+                                      <w:t>1</w:t>
                                     </w:r>
                                   </w:p>
                                 </w:sdtContent>
@@ -644,7 +653,11 @@
               </mc:Choice>
               <mc:Fallback>
                 <w:pict>
-                  <v:shape w14:anchorId="4A6B2937" id="Text Box 129" o:spid="_x0000_s1030" type="#_x0000_t202" style="position:absolute;margin-left:0;margin-top:0;width:453pt;height:38.15pt;z-index:251661312;visibility:visible;mso-wrap-style:square;mso-width-percent:1154;mso-height-percent:0;mso-top-percent:790;mso-wrap-distance-left:9pt;mso-wrap-distance-top:0;mso-wrap-distance-right:9pt;mso-wrap-distance-bottom:0;mso-position-horizontal:center;mso-position-horizontal-relative:page;mso-position-vertical-relative:page;mso-width-percent:1154;mso-height-percent:0;mso-top-percent:790;mso-width-relative:margin;mso-height-relative:margin;v-text-anchor:top" o:gfxdata="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" filled="f" stroked="f" strokeweight=".5pt">
+                  <v:shapetype w14:anchorId="4A6B2937" id="_x0000_t202" coordsize="21600,21600" o:spt="202" path="m,l,21600r21600,l21600,xe">
+                    <v:stroke joinstyle="miter"/>
+                    <v:path gradientshapeok="t" o:connecttype="rect"/>
+                  </v:shapetype>
+                  <v:shape id="Text Box 129" o:spid="_x0000_s1030" type="#_x0000_t202" style="position:absolute;margin-left:0;margin-top:0;width:453pt;height:38.15pt;z-index:251661312;visibility:visible;mso-wrap-style:square;mso-width-percent:1154;mso-height-percent:0;mso-top-percent:790;mso-wrap-distance-left:9pt;mso-wrap-distance-top:0;mso-wrap-distance-right:9pt;mso-wrap-distance-bottom:0;mso-position-horizontal:center;mso-position-horizontal-relative:page;mso-position-vertical-relative:page;mso-width-percent:1154;mso-height-percent:0;mso-top-percent:790;mso-width-relative:margin;mso-height-relative:margin;v-text-anchor:top" o:gfxdata="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" filled="f" stroked="f" strokeweight=".5pt">
                     <v:textbox style="mso-fit-shape-to-text:t" inset="1in,0,86.4pt,0">
                       <w:txbxContent>
                         <w:sdt>
@@ -690,7 +703,16 @@
                                   <w:sz w:val="28"/>
                                   <w:szCs w:val="28"/>
                                 </w:rPr>
-                                <w:t>10</w:t>
+                                <w:t>1</w:t>
+                              </w:r>
+                              <w:r>
+                                <w:rPr>
+                                  <w:caps/>
+                                  <w:color w:val="156082" w:themeColor="accent1"/>
+                                  <w:sz w:val="28"/>
+                                  <w:szCs w:val="28"/>
+                                </w:rPr>
+                                <w:t>1</w:t>
                               </w:r>
                             </w:p>
                           </w:sdtContent>
